--- a/Project_Topic_Document.docx
+++ b/Project_Topic_Document.docx
@@ -1,6 +1,6 @@
 
 <file path=word/document.xml><?xml version="1.0" encoding="utf-8"?>
-<w:document xmlns:wpc="http://schemas.microsoft.com/office/word/2010/wordprocessingCanvas" xmlns:cx="http://schemas.microsoft.com/office/drawing/2014/chartex" xmlns:cx1="http://schemas.microsoft.com/office/drawing/2015/9/8/chartex" xmlns:cx2="http://schemas.microsoft.com/office/drawing/2015/10/21/chartex" xmlns:cx3="http://schemas.microsoft.com/office/drawing/2016/5/9/chartex" xmlns:cx4="http://schemas.microsoft.com/office/drawing/2016/5/10/chartex" xmlns:cx5="http://schemas.microsoft.com/office/drawing/2016/5/11/chartex" xmlns:cx6="http://schemas.microsoft.com/office/drawing/2016/5/12/chartex" xmlns:cx7="http://schemas.microsoft.com/office/drawing/2016/5/13/chartex" xmlns:cx8="http://schemas.microsoft.com/office/drawing/2016/5/14/chartex" xmlns:mc="http://schemas.openxmlformats.org/markup-compatibility/2006" xmlns:aink="http://schemas.microsoft.com/office/drawing/2016/ink" xmlns:am3d="http://schemas.microsoft.com/office/drawing/2017/model3d" xmlns:o="urn:schemas-microsoft-com:office:office" xmlns:oel="http://schemas.microsoft.com/office/2019/extlst" xmlns:r="http://schemas.openxmlformats.org/officeDocument/2006/relationships" xmlns:m="http://schemas.openxmlformats.org/officeDocument/2006/math" xmlns:v="urn:schemas-microsoft-com:vml" xmlns:wp14="http://schemas.microsoft.com/office/word/2010/wordprocessingDrawing" xmlns:wp="http://schemas.openxmlformats.org/drawingml/2006/wordprocessingDrawing" xmlns:w10="urn:schemas-microsoft-com:office:word" xmlns:w="http://schemas.openxmlformats.org/wordprocessingml/2006/main" xmlns:w14="http://schemas.microsoft.com/office/word/2010/wordml" xmlns:w15="http://schemas.microsoft.com/office/word/2012/wordml" xmlns:w16cei="http://schemas.microsoft.com/office/word/2026/wordml/cei" xmlns:w16cex="http://schemas.microsoft.com/office/word/2018/wordml/cex" xmlns:w16cid="http://schemas.microsoft.com/office/word/2016/wordml/cid" xmlns:w16="http://schemas.microsoft.com/office/word/2018/wordml" xmlns:w16du="http://schemas.microsoft.com/office/word/2023/wordml/word16du" xmlns:w16sdtdh="http://schemas.microsoft.com/office/word/2020/wordml/sdtdatahash" xmlns:w16sdtfl="http://schemas.microsoft.com/office/word/2024/wordml/sdtformatlock" xmlns:w16se="http://schemas.microsoft.com/office/word/2015/wordml/symex" xmlns:wpg="http://schemas.microsoft.com/office/word/2010/wordprocessingGroup" xmlns:wpi="http://schemas.microsoft.com/office/word/2010/wordprocessingInk" xmlns:wne="http://schemas.microsoft.com/office/word/2006/wordml" xmlns:wps="http://schemas.microsoft.com/office/word/2010/wordprocessingShape" mc:Ignorable="w14 w15 w16se w16cid w16 w16cex w16sdtdh w16sdtfl w16du wp14">
+<w:document xmlns:wpc="http://schemas.microsoft.com/office/word/2010/wordprocessingCanvas" xmlns:cx="http://schemas.microsoft.com/office/drawing/2014/chartex" xmlns:cx1="http://schemas.microsoft.com/office/drawing/2015/9/8/chartex" xmlns:cx2="http://schemas.microsoft.com/office/drawing/2015/10/21/chartex" xmlns:cx3="http://schemas.microsoft.com/office/drawing/2016/5/9/chartex" xmlns:cx4="http://schemas.microsoft.com/office/drawing/2016/5/10/chartex" xmlns:cx5="http://schemas.microsoft.com/office/drawing/2016/5/11/chartex" xmlns:cx6="http://schemas.microsoft.com/office/drawing/2016/5/12/chartex" xmlns:cx7="http://schemas.microsoft.com/office/drawing/2016/5/13/chartex" xmlns:cx8="http://schemas.microsoft.com/office/drawing/2016/5/14/chartex" xmlns:mc="http://schemas.openxmlformats.org/markup-compatibility/2006" xmlns:aink="http://schemas.microsoft.com/office/drawing/2016/ink" xmlns:am3d="http://schemas.microsoft.com/office/drawing/2017/model3d" xmlns:o="urn:schemas-microsoft-com:office:office" xmlns:oel="http://schemas.microsoft.com/office/2019/extlst" xmlns:r="http://schemas.openxmlformats.org/officeDocument/2006/relationships" xmlns:m="http://schemas.openxmlformats.org/officeDocument/2006/math" xmlns:v="urn:schemas-microsoft-com:vml" xmlns:wp14="http://schemas.microsoft.com/office/word/2010/wordprocessingDrawing" xmlns:wp="http://schemas.openxmlformats.org/drawingml/2006/wordprocessingDrawing" xmlns:w10="urn:schemas-microsoft-com:office:word" xmlns:w="http://schemas.openxmlformats.org/wordprocessingml/2006/main" xmlns:w14="http://schemas.microsoft.com/office/word/2010/wordml" xmlns:w15="http://schemas.microsoft.com/office/word/2012/wordml" xmlns:w16cex="http://schemas.microsoft.com/office/word/2018/wordml/cex" xmlns:w16cid="http://schemas.microsoft.com/office/word/2016/wordml/cid" xmlns:w16="http://schemas.microsoft.com/office/word/2018/wordml" xmlns:w16du="http://schemas.microsoft.com/office/word/2023/wordml/word16du" xmlns:w16sdtdh="http://schemas.microsoft.com/office/word/2020/wordml/sdtdatahash" xmlns:w16sdtfl="http://schemas.microsoft.com/office/word/2024/wordml/sdtformatlock" xmlns:w16se="http://schemas.microsoft.com/office/word/2015/wordml/symex" xmlns:wpg="http://schemas.microsoft.com/office/word/2010/wordprocessingGroup" xmlns:wpi="http://schemas.microsoft.com/office/word/2010/wordprocessingInk" xmlns:wne="http://schemas.microsoft.com/office/word/2006/wordml" xmlns:wps="http://schemas.microsoft.com/office/word/2010/wordprocessingShape" mc:Ignorable="w14 w15 w16se w16cid w16 w16cex w16sdtdh w16sdtfl w16du wp14">
   <w:body>
     <w:p>
       <w:pPr>
@@ -73,7 +73,15 @@
         <w:t xml:space="preserve"> </w:t>
       </w:r>
       <w:r>
-        <w:t xml:space="preserve">It can be anything really but something that would take some manipulation / calculations based on the input fields.  </w:t>
+        <w:t xml:space="preserve">It can be </w:t>
+      </w:r>
+      <w:proofErr w:type="gramStart"/>
+      <w:r>
+        <w:t>anything really</w:t>
+      </w:r>
+      <w:proofErr w:type="gramEnd"/>
+      <w:r>
+        <w:t xml:space="preserve"> but something that would take some manipulation / calculations based on the input fields.  </w:t>
       </w:r>
       <w:r>
         <w:t>You may make up some details to allow calculation</w:t>
@@ -129,7 +137,11 @@
           <w:tcPr>
             <w:tcW w:w="6565" w:type="dxa"/>
           </w:tcPr>
-          <w:p/>
+          <w:p>
+            <w:r>
+              <w:t>Jonathan</w:t>
+            </w:r>
+          </w:p>
         </w:tc>
       </w:tr>
       <w:tr>
@@ -550,7 +562,23 @@
     </w:p>
     <w:p>
       <w:r>
-        <w:t xml:space="preserve">Once the document is completed, move the details a repository that you create.  The developer creates the repository for the topic that they will be coding.  Add the other two project group members to the repository(or make public).  Add this document to the repository (Commit/Push).  </w:t>
+        <w:t xml:space="preserve">Once the document is completed, move the </w:t>
+      </w:r>
+      <w:proofErr w:type="gramStart"/>
+      <w:r>
+        <w:t>details</w:t>
+      </w:r>
+      <w:proofErr w:type="gramEnd"/>
+      <w:r>
+        <w:t xml:space="preserve"> a repository that you create.  The developer creates the repository for the topic that they will be coding.  Add the other two project group members to the </w:t>
+      </w:r>
+      <w:proofErr w:type="gramStart"/>
+      <w:r>
+        <w:t>repository(</w:t>
+      </w:r>
+      <w:proofErr w:type="gramEnd"/>
+      <w:r>
+        <w:t xml:space="preserve">or make public).  Add this document to the repository (Commit/Push).  </w:t>
       </w:r>
       <w:r>
         <w:t>The description is to be added to the readme file of the repository.</w:t>

--- a/Project_Topic_Document.docx
+++ b/Project_Topic_Document.docx
@@ -73,15 +73,7 @@
         <w:t xml:space="preserve"> </w:t>
       </w:r>
       <w:r>
-        <w:t xml:space="preserve">It can be </w:t>
-      </w:r>
-      <w:proofErr w:type="gramStart"/>
-      <w:r>
-        <w:t>anything really</w:t>
-      </w:r>
-      <w:proofErr w:type="gramEnd"/>
-      <w:r>
-        <w:t xml:space="preserve"> but something that would take some manipulation / calculations based on the input fields.  </w:t>
+        <w:t xml:space="preserve">It can be anything really but something that would take some manipulation / calculations based on the input fields.  </w:t>
       </w:r>
       <w:r>
         <w:t>You may make up some details to allow calculation</w:t>
@@ -159,7 +151,11 @@
           <w:tcPr>
             <w:tcW w:w="6565" w:type="dxa"/>
           </w:tcPr>
-          <w:p/>
+          <w:p>
+            <w:r>
+              <w:t>Jonathan</w:t>
+            </w:r>
+          </w:p>
         </w:tc>
       </w:tr>
       <w:tr>
@@ -562,23 +558,7 @@
     </w:p>
     <w:p>
       <w:r>
-        <w:t xml:space="preserve">Once the document is completed, move the </w:t>
-      </w:r>
-      <w:proofErr w:type="gramStart"/>
-      <w:r>
-        <w:t>details</w:t>
-      </w:r>
-      <w:proofErr w:type="gramEnd"/>
-      <w:r>
-        <w:t xml:space="preserve"> a repository that you create.  The developer creates the repository for the topic that they will be coding.  Add the other two project group members to the </w:t>
-      </w:r>
-      <w:proofErr w:type="gramStart"/>
-      <w:r>
-        <w:t>repository(</w:t>
-      </w:r>
-      <w:proofErr w:type="gramEnd"/>
-      <w:r>
-        <w:t xml:space="preserve">or make public).  Add this document to the repository (Commit/Push).  </w:t>
+        <w:t xml:space="preserve">Once the document is completed, move the details a repository that you create.  The developer creates the repository for the topic that they will be coding.  Add the other two project group members to the repository(or make public).  Add this document to the repository (Commit/Push).  </w:t>
       </w:r>
       <w:r>
         <w:t>The description is to be added to the readme file of the repository.</w:t>

--- a/Project_Topic_Document.docx
+++ b/Project_Topic_Document.docx
@@ -73,7 +73,15 @@
         <w:t xml:space="preserve"> </w:t>
       </w:r>
       <w:r>
-        <w:t xml:space="preserve">It can be anything really but something that would take some manipulation / calculations based on the input fields.  </w:t>
+        <w:t xml:space="preserve">It can be </w:t>
+      </w:r>
+      <w:proofErr w:type="gramStart"/>
+      <w:r>
+        <w:t>anything really</w:t>
+      </w:r>
+      <w:proofErr w:type="gramEnd"/>
+      <w:r>
+        <w:t xml:space="preserve"> but something that would take some manipulation / calculations based on the input fields.  </w:t>
       </w:r>
       <w:r>
         <w:t>You may make up some details to allow calculation</w:t>
@@ -173,7 +181,11 @@
           <w:tcPr>
             <w:tcW w:w="6565" w:type="dxa"/>
           </w:tcPr>
-          <w:p/>
+          <w:p>
+            <w:r>
+              <w:t>Jonathan</w:t>
+            </w:r>
+          </w:p>
         </w:tc>
       </w:tr>
     </w:tbl>
@@ -558,7 +570,15 @@
     </w:p>
     <w:p>
       <w:r>
-        <w:t xml:space="preserve">Once the document is completed, move the details a repository that you create.  The developer creates the repository for the topic that they will be coding.  Add the other two project group members to the repository(or make public).  Add this document to the repository (Commit/Push).  </w:t>
+        <w:t xml:space="preserve">Once the document is completed, move the details a repository that you create.  The developer creates the repository for the topic that they will be coding.  Add the other two project group members to the </w:t>
+      </w:r>
+      <w:proofErr w:type="gramStart"/>
+      <w:r>
+        <w:t>repository(</w:t>
+      </w:r>
+      <w:proofErr w:type="gramEnd"/>
+      <w:r>
+        <w:t xml:space="preserve">or make public).  Add this document to the repository (Commit/Push).  </w:t>
       </w:r>
       <w:r>
         <w:t>The description is to be added to the readme file of the repository.</w:t>
